--- a/lessons/1-1/homework.docx
+++ b/lessons/1-1/homework.docx
@@ -106,7 +106,55 @@
     </w:p>
     <w:p>
       <w:pPr>
-        <w:spacing w:after="60"/>
+        <w:keepNext/>
+        <w:spacing w:after="20" w:before="80"/>
+        <w:jc w:val="center"/>
+      </w:pPr>
+      <w:r>
+        <w:drawing>
+          <wp:inline distT="0" distB="0" distL="0" distR="0">
+            <wp:extent cx="1047750" cy="790575"/>
+            <wp:effectExtent t="0" r="0" b="0" l="0"/>
+            <wp:docPr id="1" name="" descr="" title=""/>
+            <wp:cNvGraphicFramePr>
+              <a:graphicFrameLocks xmlns:a="http://schemas.openxmlformats.org/drawingml/2006/main" noChangeAspect="1"/>
+            </wp:cNvGraphicFramePr>
+            <a:graphic xmlns:a="http://schemas.openxmlformats.org/drawingml/2006/main">
+              <a:graphicData uri="http://schemas.openxmlformats.org/drawingml/2006/picture">
+                <pic:pic xmlns:pic="http://schemas.openxmlformats.org/drawingml/2006/picture">
+                  <pic:nvPicPr>
+                    <pic:cNvPr id="0" name="" descr=""/>
+                    <pic:cNvPicPr>
+                      <a:picLocks noChangeAspect="1" noChangeArrowheads="1"/>
+                    </pic:cNvPicPr>
+                  </pic:nvPicPr>
+                  <pic:blipFill>
+                    <a:blip r:embed="rId7" cstate="none"/>
+                    <a:srcRect/>
+                    <a:stretch>
+                      <a:fillRect/>
+                    </a:stretch>
+                  </pic:blipFill>
+                  <pic:spPr bwMode="auto">
+                    <a:xfrm>
+                      <a:off x="0" y="0"/>
+                      <a:ext cx="1047750" cy="790575"/>
+                    </a:xfrm>
+                    <a:prstGeom prst="rect">
+                      <a:avLst/>
+                    </a:prstGeom>
+                  </pic:spPr>
+                </pic:pic>
+              </a:graphicData>
+            </a:graphic>
+          </wp:inline>
+        </w:drawing>
+      </w:r>
+    </w:p>
+    <w:p>
+      <w:pPr>
+        <w:keepNext/>
+        <w:spacing w:after="120"/>
       </w:pPr>
       <w:r>
         <w:rPr>
@@ -116,12 +164,60 @@
         <w:t xml:space="preserve">Prime number (Número primo)</w:t>
       </w:r>
       <w:r>
-        <w:t xml:space="preserve"> — A whole number greater than 1 that has exactly two factors: 1 and itself</w:t>
-      </w:r>
-    </w:p>
-    <w:p>
-      <w:pPr>
-        <w:spacing w:after="60"/>
+        <w:t xml:space="preserve"> — A number bigger than 1 that you can only divide by 1 and itself.</w:t>
+      </w:r>
+    </w:p>
+    <w:p>
+      <w:pPr>
+        <w:keepNext/>
+        <w:spacing w:after="20" w:before="80"/>
+        <w:jc w:val="center"/>
+      </w:pPr>
+      <w:r>
+        <w:drawing>
+          <wp:inline distT="0" distB="0" distL="0" distR="0">
+            <wp:extent cx="1047750" cy="790575"/>
+            <wp:effectExtent t="0" r="0" b="0" l="0"/>
+            <wp:docPr id="1" name="" descr="" title=""/>
+            <wp:cNvGraphicFramePr>
+              <a:graphicFrameLocks xmlns:a="http://schemas.openxmlformats.org/drawingml/2006/main" noChangeAspect="1"/>
+            </wp:cNvGraphicFramePr>
+            <a:graphic xmlns:a="http://schemas.openxmlformats.org/drawingml/2006/main">
+              <a:graphicData uri="http://schemas.openxmlformats.org/drawingml/2006/picture">
+                <pic:pic xmlns:pic="http://schemas.openxmlformats.org/drawingml/2006/picture">
+                  <pic:nvPicPr>
+                    <pic:cNvPr id="0" name="" descr=""/>
+                    <pic:cNvPicPr>
+                      <a:picLocks noChangeAspect="1" noChangeArrowheads="1"/>
+                    </pic:cNvPicPr>
+                  </pic:nvPicPr>
+                  <pic:blipFill>
+                    <a:blip r:embed="rId8" cstate="none"/>
+                    <a:srcRect/>
+                    <a:stretch>
+                      <a:fillRect/>
+                    </a:stretch>
+                  </pic:blipFill>
+                  <pic:spPr bwMode="auto">
+                    <a:xfrm>
+                      <a:off x="0" y="0"/>
+                      <a:ext cx="1047750" cy="790575"/>
+                    </a:xfrm>
+                    <a:prstGeom prst="rect">
+                      <a:avLst/>
+                    </a:prstGeom>
+                  </pic:spPr>
+                </pic:pic>
+              </a:graphicData>
+            </a:graphic>
+          </wp:inline>
+        </w:drawing>
+      </w:r>
+    </w:p>
+    <w:p>
+      <w:pPr>
+        <w:keepNext/>
+        <w:spacing w:after="120"/>
       </w:pPr>
       <w:r>
         <w:rPr>
@@ -131,12 +227,60 @@
         <w:t xml:space="preserve">Composite number (Número compuesto)</w:t>
       </w:r>
       <w:r>
-        <w:t xml:space="preserve"> — A whole number greater than 1 that has more than two factors</w:t>
-      </w:r>
-    </w:p>
-    <w:p>
-      <w:pPr>
-        <w:spacing w:after="60"/>
+        <w:t xml:space="preserve"> — A number bigger than 1 that you can divide by more than just 1 and itself.</w:t>
+      </w:r>
+    </w:p>
+    <w:p>
+      <w:pPr>
+        <w:keepNext/>
+        <w:spacing w:after="20" w:before="80"/>
+        <w:jc w:val="center"/>
+      </w:pPr>
+      <w:r>
+        <w:drawing>
+          <wp:inline distT="0" distB="0" distL="0" distR="0">
+            <wp:extent cx="1047750" cy="790575"/>
+            <wp:effectExtent t="0" r="0" b="0" l="0"/>
+            <wp:docPr id="1" name="" descr="" title=""/>
+            <wp:cNvGraphicFramePr>
+              <a:graphicFrameLocks xmlns:a="http://schemas.openxmlformats.org/drawingml/2006/main" noChangeAspect="1"/>
+            </wp:cNvGraphicFramePr>
+            <a:graphic xmlns:a="http://schemas.openxmlformats.org/drawingml/2006/main">
+              <a:graphicData uri="http://schemas.openxmlformats.org/drawingml/2006/picture">
+                <pic:pic xmlns:pic="http://schemas.openxmlformats.org/drawingml/2006/picture">
+                  <pic:nvPicPr>
+                    <pic:cNvPr id="0" name="" descr=""/>
+                    <pic:cNvPicPr>
+                      <a:picLocks noChangeAspect="1" noChangeArrowheads="1"/>
+                    </pic:cNvPicPr>
+                  </pic:nvPicPr>
+                  <pic:blipFill>
+                    <a:blip r:embed="rId9" cstate="none"/>
+                    <a:srcRect/>
+                    <a:stretch>
+                      <a:fillRect/>
+                    </a:stretch>
+                  </pic:blipFill>
+                  <pic:spPr bwMode="auto">
+                    <a:xfrm>
+                      <a:off x="0" y="0"/>
+                      <a:ext cx="1047750" cy="790575"/>
+                    </a:xfrm>
+                    <a:prstGeom prst="rect">
+                      <a:avLst/>
+                    </a:prstGeom>
+                  </pic:spPr>
+                </pic:pic>
+              </a:graphicData>
+            </a:graphic>
+          </wp:inline>
+        </w:drawing>
+      </w:r>
+    </w:p>
+    <w:p>
+      <w:pPr>
+        <w:keepNext/>
+        <w:spacing w:after="120"/>
       </w:pPr>
       <w:r>
         <w:rPr>
@@ -146,12 +290,60 @@
         <w:t xml:space="preserve">Prime factorization (Factorización prima)</w:t>
       </w:r>
       <w:r>
-        <w:t xml:space="preserve"> — Writing a number as a product of its prime factors</w:t>
-      </w:r>
-    </w:p>
-    <w:p>
-      <w:pPr>
-        <w:spacing w:after="60"/>
+        <w:t xml:space="preserve"> — Writing a number as prime numbers multiplied together.</w:t>
+      </w:r>
+    </w:p>
+    <w:p>
+      <w:pPr>
+        <w:keepNext/>
+        <w:spacing w:after="20" w:before="80"/>
+        <w:jc w:val="center"/>
+      </w:pPr>
+      <w:r>
+        <w:drawing>
+          <wp:inline distT="0" distB="0" distL="0" distR="0">
+            <wp:extent cx="1047750" cy="790575"/>
+            <wp:effectExtent t="0" r="0" b="0" l="0"/>
+            <wp:docPr id="1" name="" descr="" title=""/>
+            <wp:cNvGraphicFramePr>
+              <a:graphicFrameLocks xmlns:a="http://schemas.openxmlformats.org/drawingml/2006/main" noChangeAspect="1"/>
+            </wp:cNvGraphicFramePr>
+            <a:graphic xmlns:a="http://schemas.openxmlformats.org/drawingml/2006/main">
+              <a:graphicData uri="http://schemas.openxmlformats.org/drawingml/2006/picture">
+                <pic:pic xmlns:pic="http://schemas.openxmlformats.org/drawingml/2006/picture">
+                  <pic:nvPicPr>
+                    <pic:cNvPr id="0" name="" descr=""/>
+                    <pic:cNvPicPr>
+                      <a:picLocks noChangeAspect="1" noChangeArrowheads="1"/>
+                    </pic:cNvPicPr>
+                  </pic:nvPicPr>
+                  <pic:blipFill>
+                    <a:blip r:embed="rId9" cstate="none"/>
+                    <a:srcRect/>
+                    <a:stretch>
+                      <a:fillRect/>
+                    </a:stretch>
+                  </pic:blipFill>
+                  <pic:spPr bwMode="auto">
+                    <a:xfrm>
+                      <a:off x="0" y="0"/>
+                      <a:ext cx="1047750" cy="790575"/>
+                    </a:xfrm>
+                    <a:prstGeom prst="rect">
+                      <a:avLst/>
+                    </a:prstGeom>
+                  </pic:spPr>
+                </pic:pic>
+              </a:graphicData>
+            </a:graphic>
+          </wp:inline>
+        </w:drawing>
+      </w:r>
+    </w:p>
+    <w:p>
+      <w:pPr>
+        <w:keepNext/>
+        <w:spacing w:after="120"/>
       </w:pPr>
       <w:r>
         <w:rPr>
@@ -161,12 +353,60 @@
         <w:t xml:space="preserve">Factor tree (Árbol de factores)</w:t>
       </w:r>
       <w:r>
-        <w:t xml:space="preserve"> — A diagram that breaks a number into its prime factors step by step</w:t>
-      </w:r>
-    </w:p>
-    <w:p>
-      <w:pPr>
-        <w:spacing w:after="60"/>
+        <w:t xml:space="preserve"> — A picture that splits a number into its prime numbers, step by step.</w:t>
+      </w:r>
+    </w:p>
+    <w:p>
+      <w:pPr>
+        <w:keepNext/>
+        <w:spacing w:after="20" w:before="80"/>
+        <w:jc w:val="center"/>
+      </w:pPr>
+      <w:r>
+        <w:drawing>
+          <wp:inline distT="0" distB="0" distL="0" distR="0">
+            <wp:extent cx="1047750" cy="790575"/>
+            <wp:effectExtent t="0" r="0" b="0" l="0"/>
+            <wp:docPr id="1" name="" descr="" title=""/>
+            <wp:cNvGraphicFramePr>
+              <a:graphicFrameLocks xmlns:a="http://schemas.openxmlformats.org/drawingml/2006/main" noChangeAspect="1"/>
+            </wp:cNvGraphicFramePr>
+            <a:graphic xmlns:a="http://schemas.openxmlformats.org/drawingml/2006/main">
+              <a:graphicData uri="http://schemas.openxmlformats.org/drawingml/2006/picture">
+                <pic:pic xmlns:pic="http://schemas.openxmlformats.org/drawingml/2006/picture">
+                  <pic:nvPicPr>
+                    <pic:cNvPr id="0" name="" descr=""/>
+                    <pic:cNvPicPr>
+                      <a:picLocks noChangeAspect="1" noChangeArrowheads="1"/>
+                    </pic:cNvPicPr>
+                  </pic:nvPicPr>
+                  <pic:blipFill>
+                    <a:blip r:embed="rId10" cstate="none"/>
+                    <a:srcRect/>
+                    <a:stretch>
+                      <a:fillRect/>
+                    </a:stretch>
+                  </pic:blipFill>
+                  <pic:spPr bwMode="auto">
+                    <a:xfrm>
+                      <a:off x="0" y="0"/>
+                      <a:ext cx="1047750" cy="790575"/>
+                    </a:xfrm>
+                    <a:prstGeom prst="rect">
+                      <a:avLst/>
+                    </a:prstGeom>
+                  </pic:spPr>
+                </pic:pic>
+              </a:graphicData>
+            </a:graphic>
+          </wp:inline>
+        </w:drawing>
+      </w:r>
+    </w:p>
+    <w:p>
+      <w:pPr>
+        <w:keepNext/>
+        <w:spacing w:after="120"/>
       </w:pPr>
       <w:r>
         <w:rPr>
@@ -176,7 +416,7 @@
         <w:t xml:space="preserve">Exponent (Exponente)</w:t>
       </w:r>
       <w:r>
-        <w:t xml:space="preserve"> — A small number that shows how many times a base is multiplied by itself</w:t>
+        <w:t xml:space="preserve"> — A small number that tells how many times to multiply a number by itself.</w:t>
       </w:r>
     </w:p>
     <w:p>

--- a/lessons/1-1/homework.docx
+++ b/lessons/1-1/homework.docx
@@ -24,7 +24,7 @@
           <w:i/>
           <w:iCs/>
         </w:rPr>
-        <w:t xml:space="preserve">Lesson 1-1  •  Standard 6.NS.4</w:t>
+        <w:t xml:space="preserve">Lesson 1-1  •  Standard 6.NOS.4</w:t>
       </w:r>
     </w:p>
     <w:p>
@@ -1186,39 +1186,43 @@
           <w:b/>
           <w:bCs/>
         </w:rPr>
-        <w:t xml:space="preserve">7. What is the prime factorization of 84?</w:t>
-      </w:r>
-    </w:p>
-    <w:p>
-      <w:pPr>
-        <w:spacing w:after="40" w:before="0"/>
-      </w:pPr>
-      <w:r>
-        <w:t xml:space="preserve">     A. 2 × 2 × 3 × 7</w:t>
-      </w:r>
-    </w:p>
-    <w:p>
-      <w:pPr>
-        <w:spacing w:after="40" w:before="0"/>
-      </w:pPr>
-      <w:r>
-        <w:t xml:space="preserve">     B. 2 × 42</w:t>
-      </w:r>
-    </w:p>
-    <w:p>
-      <w:pPr>
-        <w:spacing w:after="40" w:before="0"/>
-      </w:pPr>
-      <w:r>
-        <w:t xml:space="preserve">     C. 4 × 21</w:t>
-      </w:r>
-    </w:p>
-    <w:p>
-      <w:pPr>
-        <w:spacing w:after="40" w:before="0"/>
-      </w:pPr>
-      <w:r>
-        <w:t xml:space="preserve">     D. 2 × 2 × 21</w:t>
+        <w:t xml:space="preserve">7. onLevel — Spot the Common Mistake</w:t>
+      </w:r>
+    </w:p>
+    <w:p>
+      <w:pPr>
+        <w:spacing w:after="40" w:before="0"/>
+      </w:pPr>
+      <w:r>
+        <w:t xml:space="preserve">   Step 1 (Read): A student is working on Prime Factorization.</w:t>
+      </w:r>
+    </w:p>
+    <w:p>
+      <w:pPr>
+        <w:spacing w:after="40" w:before="0"/>
+      </w:pPr>
+      <w:r>
+        <w:t xml:space="preserve">   Step 2 (Attempt): They ignored the rule: Keep breaking a number apart until every factor is a prime number you cannot split anymore.</w:t>
+      </w:r>
+    </w:p>
+    <w:p>
+      <w:pPr>
+        <w:spacing w:after="40" w:before="0"/>
+      </w:pPr>
+      <w:r>
+        <w:t xml:space="preserve">   Step 3 (Check): The answer does not match the math rule from class.</w:t>
+      </w:r>
+    </w:p>
+    <w:p>
+      <w:pPr>
+        <w:spacing w:after="60" w:before="0"/>
+      </w:pPr>
+      <w:r>
+        <w:rPr>
+          <w:i/>
+          <w:iCs/>
+        </w:rPr>
+        <w:t xml:space="preserve">Which step has the mistake? Explain and fix it:</w:t>
       </w:r>
     </w:p>
     <w:p>
@@ -1234,6 +1238,28 @@
     </w:p>
     <w:p>
       <w:pPr>
+        <w:spacing w:after="60" w:before="120"/>
+      </w:pPr>
+      <w:r>
+        <w:rPr>
+          <w:color w:val="BBBBBB"/>
+        </w:rPr>
+        <w:t xml:space="preserve">______________________________________________________________________</w:t>
+      </w:r>
+    </w:p>
+    <w:p>
+      <w:pPr>
+        <w:spacing w:after="60" w:before="120"/>
+      </w:pPr>
+      <w:r>
+        <w:rPr>
+          <w:color w:val="BBBBBB"/>
+        </w:rPr>
+        <w:t xml:space="preserve">______________________________________________________________________</w:t>
+      </w:r>
+    </w:p>
+    <w:p>
+      <w:pPr>
         <w:spacing w:after="80" w:before="0"/>
       </w:pPr>
       <w:r>
@@ -1241,39 +1267,39 @@
           <w:b/>
           <w:bCs/>
         </w:rPr>
-        <w:t xml:space="preserve">8. Which number has the prime factorization 2³ × 5?</w:t>
-      </w:r>
-    </w:p>
-    <w:p>
-      <w:pPr>
-        <w:spacing w:after="40" w:before="0"/>
-      </w:pPr>
-      <w:r>
-        <w:t xml:space="preserve">     A. 40</w:t>
-      </w:r>
-    </w:p>
-    <w:p>
-      <w:pPr>
-        <w:spacing w:after="40" w:before="0"/>
-      </w:pPr>
-      <w:r>
-        <w:t xml:space="preserve">     B. 30</w:t>
-      </w:r>
-    </w:p>
-    <w:p>
-      <w:pPr>
-        <w:spacing w:after="40" w:before="0"/>
-      </w:pPr>
-      <w:r>
-        <w:t xml:space="preserve">     C. 80</w:t>
-      </w:r>
-    </w:p>
-    <w:p>
-      <w:pPr>
-        <w:spacing w:after="40" w:before="0"/>
-      </w:pPr>
-      <w:r>
-        <w:t xml:space="preserve">     D. 16</w:t>
+        <w:t xml:space="preserve">8. The first lock panel shows 90. What is the prime factorization of 90?</w:t>
+      </w:r>
+    </w:p>
+    <w:p>
+      <w:pPr>
+        <w:spacing w:after="40" w:before="0"/>
+      </w:pPr>
+      <w:r>
+        <w:t xml:space="preserve">     A. 2 × 3 × 3 × 5</w:t>
+      </w:r>
+    </w:p>
+    <w:p>
+      <w:pPr>
+        <w:spacing w:after="40" w:before="0"/>
+      </w:pPr>
+      <w:r>
+        <w:t xml:space="preserve">     B. 2 × 45</w:t>
+      </w:r>
+    </w:p>
+    <w:p>
+      <w:pPr>
+        <w:spacing w:after="40" w:before="0"/>
+      </w:pPr>
+      <w:r>
+        <w:t xml:space="preserve">     C. 9 × 10</w:t>
+      </w:r>
+    </w:p>
+    <w:p>
+      <w:pPr>
+        <w:spacing w:after="40" w:before="0"/>
+      </w:pPr>
+      <w:r>
+        <w:t xml:space="preserve">     D. 3 × 30</w:t>
       </w:r>
     </w:p>
     <w:p>
@@ -1296,39 +1322,39 @@
           <w:b/>
           <w:bCs/>
         </w:rPr>
-        <w:t xml:space="preserve">9. A number's prime factorization is 2² × 3 × 5. What is the number?</w:t>
-      </w:r>
-    </w:p>
-    <w:p>
-      <w:pPr>
-        <w:spacing w:after="40" w:before="0"/>
-      </w:pPr>
-      <w:r>
-        <w:t xml:space="preserve">     A. 60</w:t>
-      </w:r>
-    </w:p>
-    <w:p>
-      <w:pPr>
-        <w:spacing w:after="40" w:before="0"/>
-      </w:pPr>
-      <w:r>
-        <w:t xml:space="preserve">     B. 30</w:t>
-      </w:r>
-    </w:p>
-    <w:p>
-      <w:pPr>
-        <w:spacing w:after="40" w:before="0"/>
-      </w:pPr>
-      <w:r>
-        <w:t xml:space="preserve">     C. 45</w:t>
-      </w:r>
-    </w:p>
-    <w:p>
-      <w:pPr>
-        <w:spacing w:after="40" w:before="0"/>
-      </w:pPr>
-      <w:r>
-        <w:t xml:space="preserve">     D. 120</w:t>
+        <w:t xml:space="preserve">9. The second panel needs a number whose prime factorization is 2² × 3². Which number unlocks it?</w:t>
+      </w:r>
+    </w:p>
+    <w:p>
+      <w:pPr>
+        <w:spacing w:after="40" w:before="0"/>
+      </w:pPr>
+      <w:r>
+        <w:t xml:space="preserve">     A. 36</w:t>
+      </w:r>
+    </w:p>
+    <w:p>
+      <w:pPr>
+        <w:spacing w:after="40" w:before="0"/>
+      </w:pPr>
+      <w:r>
+        <w:t xml:space="preserve">     B. 24</w:t>
+      </w:r>
+    </w:p>
+    <w:p>
+      <w:pPr>
+        <w:spacing w:after="40" w:before="0"/>
+      </w:pPr>
+      <w:r>
+        <w:t xml:space="preserve">     C. 12</w:t>
+      </w:r>
+    </w:p>
+    <w:p>
+      <w:pPr>
+        <w:spacing w:after="40" w:before="0"/>
+      </w:pPr>
+      <w:r>
+        <w:t xml:space="preserve">     D. 18</w:t>
       </w:r>
     </w:p>
     <w:p>
@@ -1351,39 +1377,67 @@
           <w:b/>
           <w:bCs/>
         </w:rPr>
-        <w:t xml:space="preserve">10. Which list shows ONLY prime numbers?</w:t>
-      </w:r>
-    </w:p>
-    <w:p>
-      <w:pPr>
-        <w:spacing w:after="40" w:before="0"/>
-      </w:pPr>
-      <w:r>
-        <w:t xml:space="preserve">     A. 2, 3, 11, 17</w:t>
-      </w:r>
-    </w:p>
-    <w:p>
-      <w:pPr>
-        <w:spacing w:after="40" w:before="0"/>
-      </w:pPr>
-      <w:r>
-        <w:t xml:space="preserve">     B. 2, 4, 6, 9</w:t>
-      </w:r>
-    </w:p>
-    <w:p>
-      <w:pPr>
-        <w:spacing w:after="40" w:before="0"/>
-      </w:pPr>
-      <w:r>
-        <w:t xml:space="preserve">     C. 3, 5, 9, 15</w:t>
-      </w:r>
-    </w:p>
-    <w:p>
-      <w:pPr>
-        <w:spacing w:after="40" w:before="0"/>
-      </w:pPr>
-      <w:r>
-        <w:t xml:space="preserve">     D. 2, 7, 12, 13</w:t>
+        <w:t xml:space="preserve">10. Sort the station ID numbers: drag each one into PRIME (only 1 and itself) or COMPOSITE (more than two factors) to clear the scanner.</w:t>
+      </w:r>
+    </w:p>
+    <w:p>
+      <w:pPr>
+        <w:spacing w:after="80" w:before="0"/>
+      </w:pPr>
+      <w:r>
+        <w:rPr>
+          <w:i/>
+          <w:iCs/>
+        </w:rPr>
+        <w:t xml:space="preserve">Groups: Prime Numbers   |   Composite Numbers</w:t>
+      </w:r>
+    </w:p>
+    <w:p>
+      <w:pPr>
+        <w:spacing w:after="40" w:before="0"/>
+      </w:pPr>
+      <w:r>
+        <w:t xml:space="preserve">   • 19   → __________________</w:t>
+      </w:r>
+    </w:p>
+    <w:p>
+      <w:pPr>
+        <w:spacing w:after="40" w:before="0"/>
+      </w:pPr>
+      <w:r>
+        <w:t xml:space="preserve">   • 37   → __________________</w:t>
+      </w:r>
+    </w:p>
+    <w:p>
+      <w:pPr>
+        <w:spacing w:after="40" w:before="0"/>
+      </w:pPr>
+      <w:r>
+        <w:t xml:space="preserve">   • 41   → __________________</w:t>
+      </w:r>
+    </w:p>
+    <w:p>
+      <w:pPr>
+        <w:spacing w:after="40" w:before="0"/>
+      </w:pPr>
+      <w:r>
+        <w:t xml:space="preserve">   • 63   → __________________</w:t>
+      </w:r>
+    </w:p>
+    <w:p>
+      <w:pPr>
+        <w:spacing w:after="40" w:before="0"/>
+      </w:pPr>
+      <w:r>
+        <w:t xml:space="preserve">   • 44   → __________________</w:t>
+      </w:r>
+    </w:p>
+    <w:p>
+      <w:pPr>
+        <w:spacing w:after="40" w:before="0"/>
+      </w:pPr>
+      <w:r>
+        <w:t xml:space="preserve">   • 99   → __________________</w:t>
       </w:r>
     </w:p>
     <w:p>
@@ -1429,10 +1483,22 @@
     </w:p>
     <w:p>
       <w:pPr>
+        <w:spacing w:after="20" w:before="0"/>
+      </w:pPr>
+      <w:r>
+        <w:t xml:space="preserve">     17 has exactly two factors: 1 and 17. 15 = 3 × 5, 21 = 3 × 7, and 9 = 3 × 3, so they are all composite.</w:t>
+      </w:r>
+    </w:p>
+    <w:p>
+      <w:pPr>
         <w:spacing w:after="80" w:before="0"/>
       </w:pPr>
       <w:r>
-        <w:t xml:space="preserve">     17 has exactly two factors: 1 and 17. 15 = 3 × 5, 21 = 3 × 7, and 9 = 3 × 3, so they are all composite.</w:t>
+        <w:rPr>
+          <w:i/>
+          <w:iCs/>
+        </w:rPr>
+        <w:t xml:space="preserve">     Watch for: A common mistake in Prime Factorization is skipping the key idea: "Keep breaking a number apart until every factor is a prime number you cannot split anymore." — always check your work against this rule before you submit.</w:t>
       </w:r>
     </w:p>
     <w:p>
@@ -1449,10 +1515,22 @@
     </w:p>
     <w:p>
       <w:pPr>
+        <w:spacing w:after="20" w:before="0"/>
+      </w:pPr>
+      <w:r>
+        <w:t xml:space="preserve">     30 = 2 × 15 = 2 × 3 × 5. All three factors (2, 3, 5) are prime, so 2 × 3 × 5 is the prime factorization.</w:t>
+      </w:r>
+    </w:p>
+    <w:p>
+      <w:pPr>
         <w:spacing w:after="80" w:before="0"/>
       </w:pPr>
       <w:r>
-        <w:t xml:space="preserve">     30 = 2 × 15 = 2 × 3 × 5. All three factors (2, 3, 5) are prime, so 2 × 3 × 5 is the prime factorization.</w:t>
+        <w:rPr>
+          <w:i/>
+          <w:iCs/>
+        </w:rPr>
+        <w:t xml:space="preserve">     Watch for: A common mistake in Prime Factorization is skipping the key idea: "Keep breaking a number apart until every factor is a prime number you cannot split anymore." — always check your work against this rule before you submit.</w:t>
       </w:r>
     </w:p>
     <w:p>
@@ -1673,22 +1751,70 @@
     </w:p>
     <w:p>
       <w:pPr>
+        <w:spacing w:after="20" w:before="0"/>
+      </w:pPr>
+      <w:r>
+        <w:t xml:space="preserve">     The Fundamental Theorem of Arithmetic says every composite number has exactly one prime factorization. No matter how you start the factor tree, you always end with 2 × 2 × 3 × 5.</w:t>
+      </w:r>
+    </w:p>
+    <w:p>
+      <w:pPr>
         <w:spacing w:after="80" w:before="0"/>
       </w:pPr>
       <w:r>
-        <w:t xml:space="preserve">     The Fundamental Theorem of Arithmetic says every composite number has exactly one prime factorization. No matter how you start the factor tree, you always end with 2 × 2 × 3 × 5.</w:t>
-      </w:r>
-    </w:p>
-    <w:p>
-      <w:pPr>
-        <w:spacing w:after="40" w:before="0"/>
-      </w:pPr>
-      <w:r>
-        <w:rPr>
-          <w:b/>
-          <w:bCs/>
-        </w:rPr>
-        <w:t xml:space="preserve">7. A. 2 × 2 × 3 × 7</w:t>
+        <w:rPr>
+          <w:i/>
+          <w:iCs/>
+        </w:rPr>
+        <w:t xml:space="preserve">     Watch for: A common mistake in Prime Factorization is skipping the key idea: "Keep breaking a number apart until every factor is a prime number you cannot split anymore." — always check your work against this rule before you submit.</w:t>
+      </w:r>
+    </w:p>
+    <w:p>
+      <w:pPr>
+        <w:spacing w:after="40" w:before="0"/>
+      </w:pPr>
+      <w:r>
+        <w:rPr>
+          <w:b/>
+          <w:bCs/>
+        </w:rPr>
+        <w:t xml:space="preserve">7. onLevel — Spot the Common Mistake</w:t>
+      </w:r>
+    </w:p>
+    <w:p>
+      <w:pPr>
+        <w:spacing w:after="20" w:before="0"/>
+      </w:pPr>
+      <w:r>
+        <w:t xml:space="preserve">     The mistake is in Step 2.</w:t>
+      </w:r>
+    </w:p>
+    <w:p>
+      <w:pPr>
+        <w:spacing w:after="20" w:before="0"/>
+      </w:pPr>
+      <w:r>
+        <w:t xml:space="preserve">     Correct work: Follow the key idea: Keep breaking a number apart until every factor is a prime number you cannot split anymore.</w:t>
+      </w:r>
+    </w:p>
+    <w:p>
+      <w:pPr>
+        <w:spacing w:after="40" w:before="0"/>
+      </w:pPr>
+      <w:r>
+        <w:rPr>
+          <w:b/>
+          <w:bCs/>
+        </w:rPr>
+        <w:t xml:space="preserve">8. A. 2 × 3 × 3 × 5</w:t>
+      </w:r>
+    </w:p>
+    <w:p>
+      <w:pPr>
+        <w:spacing w:after="20" w:before="0"/>
+      </w:pPr>
+      <w:r>
+        <w:t xml:space="preserve">     90 = 2 × 45 = 2 × 9 × 5 = 2 × 3 × 3 × 5. Every factor is prime, so the lock accepts 2 × 3 × 3 × 5.</w:t>
       </w:r>
     </w:p>
     <w:p>
@@ -1696,19 +1822,31 @@
         <w:spacing w:after="80" w:before="0"/>
       </w:pPr>
       <w:r>
-        <w:t xml:space="preserve">     84 = 2 × 42 = 2 × 2 × 21 = 2 × 2 × 3 × 7. All factors are prime.</w:t>
-      </w:r>
-    </w:p>
-    <w:p>
-      <w:pPr>
-        <w:spacing w:after="40" w:before="0"/>
-      </w:pPr>
-      <w:r>
-        <w:rPr>
-          <w:b/>
-          <w:bCs/>
-        </w:rPr>
-        <w:t xml:space="preserve">8. A. 40</w:t>
+        <w:rPr>
+          <w:i/>
+          <w:iCs/>
+        </w:rPr>
+        <w:t xml:space="preserve">     Watch for: A common mistake in Prime Factorization is skipping the key idea: "Keep breaking a number apart until every factor is a prime number you cannot split anymore." — always check your work against this rule before you submit.</w:t>
+      </w:r>
+    </w:p>
+    <w:p>
+      <w:pPr>
+        <w:spacing w:after="40" w:before="0"/>
+      </w:pPr>
+      <w:r>
+        <w:rPr>
+          <w:b/>
+          <w:bCs/>
+        </w:rPr>
+        <w:t xml:space="preserve">9. A. 36</w:t>
+      </w:r>
+    </w:p>
+    <w:p>
+      <w:pPr>
+        <w:spacing w:after="20" w:before="0"/>
+      </w:pPr>
+      <w:r>
+        <w:t xml:space="preserve">     2² × 3² = 4 × 9 = 36, so 36 is the code for this panel.</w:t>
       </w:r>
     </w:p>
     <w:p>
@@ -1716,47 +1854,79 @@
         <w:spacing w:after="80" w:before="0"/>
       </w:pPr>
       <w:r>
-        <w:t xml:space="preserve">     2³ × 5 = 8 × 5 = 40.</w:t>
-      </w:r>
-    </w:p>
-    <w:p>
-      <w:pPr>
-        <w:spacing w:after="40" w:before="0"/>
-      </w:pPr>
-      <w:r>
-        <w:rPr>
-          <w:b/>
-          <w:bCs/>
-        </w:rPr>
-        <w:t xml:space="preserve">9. A. 60</w:t>
-      </w:r>
-    </w:p>
-    <w:p>
-      <w:pPr>
-        <w:spacing w:after="80" w:before="0"/>
-      </w:pPr>
-      <w:r>
-        <w:t xml:space="preserve">     2² × 3 × 5 = 4 × 3 × 5 = 60.</w:t>
-      </w:r>
-    </w:p>
-    <w:p>
-      <w:pPr>
-        <w:spacing w:after="40" w:before="0"/>
-      </w:pPr>
-      <w:r>
-        <w:rPr>
-          <w:b/>
-          <w:bCs/>
-        </w:rPr>
-        <w:t xml:space="preserve">10. A. 2, 3, 11, 17</w:t>
-      </w:r>
-    </w:p>
-    <w:p>
-      <w:pPr>
-        <w:spacing w:after="80" w:before="0"/>
-      </w:pPr>
-      <w:r>
-        <w:t xml:space="preserve">     2, 3, 11, and 17 each have exactly two factors. The other lists contain composite numbers like 4, 9, or 12.</w:t>
+        <w:rPr>
+          <w:i/>
+          <w:iCs/>
+        </w:rPr>
+        <w:t xml:space="preserve">     Watch for: A common mistake in Prime Factorization is skipping the key idea: "Keep breaking a number apart until every factor is a prime number you cannot split anymore." — always check your work against this rule before you submit.</w:t>
+      </w:r>
+    </w:p>
+    <w:p>
+      <w:pPr>
+        <w:spacing w:after="40" w:before="0"/>
+      </w:pPr>
+      <w:r>
+        <w:rPr>
+          <w:b/>
+          <w:bCs/>
+        </w:rPr>
+        <w:t xml:space="preserve">10. Correct groups:</w:t>
+      </w:r>
+    </w:p>
+    <w:p>
+      <w:pPr>
+        <w:spacing w:after="20" w:before="0"/>
+      </w:pPr>
+      <w:r>
+        <w:t xml:space="preserve">     19 → Prime Numbers</w:t>
+      </w:r>
+    </w:p>
+    <w:p>
+      <w:pPr>
+        <w:spacing w:after="20" w:before="0"/>
+      </w:pPr>
+      <w:r>
+        <w:t xml:space="preserve">     37 → Prime Numbers</w:t>
+      </w:r>
+    </w:p>
+    <w:p>
+      <w:pPr>
+        <w:spacing w:after="20" w:before="0"/>
+      </w:pPr>
+      <w:r>
+        <w:t xml:space="preserve">     41 → Prime Numbers</w:t>
+      </w:r>
+    </w:p>
+    <w:p>
+      <w:pPr>
+        <w:spacing w:after="20" w:before="0"/>
+      </w:pPr>
+      <w:r>
+        <w:t xml:space="preserve">     63 → Composite Numbers</w:t>
+      </w:r>
+    </w:p>
+    <w:p>
+      <w:pPr>
+        <w:spacing w:after="20" w:before="0"/>
+      </w:pPr>
+      <w:r>
+        <w:t xml:space="preserve">     44 → Composite Numbers</w:t>
+      </w:r>
+    </w:p>
+    <w:p>
+      <w:pPr>
+        <w:spacing w:after="20" w:before="0"/>
+      </w:pPr>
+      <w:r>
+        <w:t xml:space="preserve">     99 → Composite Numbers</w:t>
+      </w:r>
+    </w:p>
+    <w:p>
+      <w:pPr>
+        <w:spacing w:after="40" w:before="0"/>
+      </w:pPr>
+      <w:r>
+        <w:t xml:space="preserve"/>
       </w:r>
     </w:p>
     <w:sectPr>

--- a/lessons/1-1/homework.docx
+++ b/lessons/1-1/homework.docx
@@ -318,6 +318,69 @@
                     </pic:cNvPicPr>
                   </pic:nvPicPr>
                   <pic:blipFill>
+                    <a:blip r:embed="rId10" cstate="none"/>
+                    <a:srcRect/>
+                    <a:stretch>
+                      <a:fillRect/>
+                    </a:stretch>
+                  </pic:blipFill>
+                  <pic:spPr bwMode="auto">
+                    <a:xfrm>
+                      <a:off x="0" y="0"/>
+                      <a:ext cx="1047750" cy="790575"/>
+                    </a:xfrm>
+                    <a:prstGeom prst="rect">
+                      <a:avLst/>
+                    </a:prstGeom>
+                  </pic:spPr>
+                </pic:pic>
+              </a:graphicData>
+            </a:graphic>
+          </wp:inline>
+        </w:drawing>
+      </w:r>
+    </w:p>
+    <w:p>
+      <w:pPr>
+        <w:keepNext/>
+        <w:spacing w:after="120"/>
+      </w:pPr>
+      <w:r>
+        <w:rPr>
+          <w:b/>
+          <w:bCs/>
+        </w:rPr>
+        <w:t xml:space="preserve">Factor (Factor)</w:t>
+      </w:r>
+      <w:r>
+        <w:t xml:space="preserve"> — A number that divides evenly into another number, with no remainder.</w:t>
+      </w:r>
+    </w:p>
+    <w:p>
+      <w:pPr>
+        <w:keepNext/>
+        <w:spacing w:after="20" w:before="80"/>
+        <w:jc w:val="center"/>
+      </w:pPr>
+      <w:r>
+        <w:drawing>
+          <wp:inline distT="0" distB="0" distL="0" distR="0">
+            <wp:extent cx="1047750" cy="790575"/>
+            <wp:effectExtent t="0" r="0" b="0" l="0"/>
+            <wp:docPr id="1" name="" descr="" title=""/>
+            <wp:cNvGraphicFramePr>
+              <a:graphicFrameLocks xmlns:a="http://schemas.openxmlformats.org/drawingml/2006/main" noChangeAspect="1"/>
+            </wp:cNvGraphicFramePr>
+            <a:graphic xmlns:a="http://schemas.openxmlformats.org/drawingml/2006/main">
+              <a:graphicData uri="http://schemas.openxmlformats.org/drawingml/2006/picture">
+                <pic:pic xmlns:pic="http://schemas.openxmlformats.org/drawingml/2006/picture">
+                  <pic:nvPicPr>
+                    <pic:cNvPr id="0" name="" descr=""/>
+                    <pic:cNvPicPr>
+                      <a:picLocks noChangeAspect="1" noChangeArrowheads="1"/>
+                    </pic:cNvPicPr>
+                  </pic:nvPicPr>
+                  <pic:blipFill>
                     <a:blip r:embed="rId9" cstate="none"/>
                     <a:srcRect/>
                     <a:stretch>
@@ -381,7 +444,7 @@
                     </pic:cNvPicPr>
                   </pic:nvPicPr>
                   <pic:blipFill>
-                    <a:blip r:embed="rId10" cstate="none"/>
+                    <a:blip r:embed="rId11" cstate="none"/>
                     <a:srcRect/>
                     <a:stretch>
                       <a:fillRect/>
@@ -1194,23 +1257,31 @@
         <w:spacing w:after="40" w:before="0"/>
       </w:pPr>
       <w:r>
-        <w:t xml:space="preserve">   Step 1 (Read): A student is working on Prime Factorization.</w:t>
-      </w:r>
-    </w:p>
-    <w:p>
-      <w:pPr>
-        <w:spacing w:after="40" w:before="0"/>
-      </w:pPr>
-      <w:r>
-        <w:t xml:space="preserve">   Step 2 (Attempt): They ignored the rule: Keep breaking a number apart until every factor is a prime number you cannot split anymore.</w:t>
-      </w:r>
-    </w:p>
-    <w:p>
-      <w:pPr>
-        <w:spacing w:after="40" w:before="0"/>
-      </w:pPr>
-      <w:r>
-        <w:t xml:space="preserve">   Step 3 (Check): The answer does not match the math rule from class.</w:t>
+        <w:t xml:space="preserve">   Step 1 (Find the prime factorization of 45, using exponents): Start: 45</w:t>
+      </w:r>
+    </w:p>
+    <w:p>
+      <w:pPr>
+        <w:spacing w:after="40" w:before="0"/>
+      </w:pPr>
+      <w:r>
+        <w:t xml:space="preserve">   Step 2 (First split): 45 = 5 × 9</w:t>
+      </w:r>
+    </w:p>
+    <w:p>
+      <w:pPr>
+        <w:spacing w:after="40" w:before="0"/>
+      </w:pPr>
+      <w:r>
+        <w:t xml:space="preserve">   Step 3 (Break down 9): 9 = 3 × 3, so 45 = 5 × 3 × 3</w:t>
+      </w:r>
+    </w:p>
+    <w:p>
+      <w:pPr>
+        <w:spacing w:after="40" w:before="0"/>
+      </w:pPr>
+      <w:r>
+        <w:t xml:space="preserve">   Step 4 (Write with exponents): 45 = 3² × 5²</w:t>
       </w:r>
     </w:p>
     <w:p>
@@ -1498,7 +1569,7 @@
           <w:i/>
           <w:iCs/>
         </w:rPr>
-        <w:t xml:space="preserve">     Watch for: A common mistake in Prime Factorization is skipping the key idea: "Keep breaking a number apart until every factor is a prime number you cannot split anymore." — always check your work against this rule before you submit.</w:t>
+        <w:t xml:space="preserve">     Watch for: A common mistake in Prime Factorization is stopping the factor tree too soon — leaving a composite number like 4, 6, 8, or 9 in the final answer instead of continuing to split it. For example, writing 20 = 4 × 5 as the prime factorization (4 is composite) instead of finishing with 20 = 2 × 2 × 5. Before you submit, check every number in your final answer: if any factor can still be broken into smaller factors, the tree isn't finished yet.</w:t>
       </w:r>
     </w:p>
     <w:p>
@@ -1530,7 +1601,7 @@
           <w:i/>
           <w:iCs/>
         </w:rPr>
-        <w:t xml:space="preserve">     Watch for: A common mistake in Prime Factorization is skipping the key idea: "Keep breaking a number apart until every factor is a prime number you cannot split anymore." — always check your work against this rule before you submit.</w:t>
+        <w:t xml:space="preserve">     Watch for: A common mistake in Prime Factorization is stopping the factor tree too soon — leaving a composite number like 4, 6, 8, or 9 in the final answer instead of continuing to split it. For example, writing 20 = 4 × 5 as the prime factorization (4 is composite) instead of finishing with 20 = 2 × 2 × 5. Before you submit, check every number in your final answer: if any factor can still be broken into smaller factors, the tree isn't finished yet.</w:t>
       </w:r>
     </w:p>
     <w:p>
@@ -1766,7 +1837,7 @@
           <w:i/>
           <w:iCs/>
         </w:rPr>
-        <w:t xml:space="preserve">     Watch for: A common mistake in Prime Factorization is skipping the key idea: "Keep breaking a number apart until every factor is a prime number you cannot split anymore." — always check your work against this rule before you submit.</w:t>
+        <w:t xml:space="preserve">     Watch for: A common mistake in Prime Factorization is stopping the factor tree too soon — leaving a composite number like 4, 6, 8, or 9 in the final answer instead of continuing to split it. For example, writing 20 = 4 × 5 as the prime factorization (4 is composite) instead of finishing with 20 = 2 × 2 × 5. Before you submit, check every number in your final answer: if any factor can still be broken into smaller factors, the tree isn't finished yet.</w:t>
       </w:r>
     </w:p>
     <w:p>
@@ -1786,15 +1857,15 @@
         <w:spacing w:after="20" w:before="0"/>
       </w:pPr>
       <w:r>
-        <w:t xml:space="preserve">     The mistake is in Step 2.</w:t>
-      </w:r>
-    </w:p>
-    <w:p>
-      <w:pPr>
-        <w:spacing w:after="20" w:before="0"/>
-      </w:pPr>
-      <w:r>
-        <w:t xml:space="preserve">     Correct work: Follow the key idea: Keep breaking a number apart until every factor is a prime number you cannot split anymore.</w:t>
+        <w:t xml:space="preserve">     The mistake is in Step 4.</w:t>
+      </w:r>
+    </w:p>
+    <w:p>
+      <w:pPr>
+        <w:spacing w:after="20" w:before="0"/>
+      </w:pPr>
+      <w:r>
+        <w:t xml:space="preserve">     Correct work: 45 = 5 × 3 × 3 has one 5 and two 3's — not two 5's. The exponent on a prime factor shows how many times that factor appears, so the correct form is 45 = 3² × 5 (the 5 has no exponent shown because it appears only once).</w:t>
       </w:r>
     </w:p>
     <w:p>
@@ -1826,7 +1897,7 @@
           <w:i/>
           <w:iCs/>
         </w:rPr>
-        <w:t xml:space="preserve">     Watch for: A common mistake in Prime Factorization is skipping the key idea: "Keep breaking a number apart until every factor is a prime number you cannot split anymore." — always check your work against this rule before you submit.</w:t>
+        <w:t xml:space="preserve">     Watch for: A common mistake in Prime Factorization is stopping the factor tree too soon — leaving a composite number like 4, 6, 8, or 9 in the final answer instead of continuing to split it. For example, writing 20 = 4 × 5 as the prime factorization (4 is composite) instead of finishing with 20 = 2 × 2 × 5. Before you submit, check every number in your final answer: if any factor can still be broken into smaller factors, the tree isn't finished yet.</w:t>
       </w:r>
     </w:p>
     <w:p>
@@ -1858,7 +1929,7 @@
           <w:i/>
           <w:iCs/>
         </w:rPr>
-        <w:t xml:space="preserve">     Watch for: A common mistake in Prime Factorization is skipping the key idea: "Keep breaking a number apart until every factor is a prime number you cannot split anymore." — always check your work against this rule before you submit.</w:t>
+        <w:t xml:space="preserve">     Watch for: A common mistake in Prime Factorization is stopping the factor tree too soon — leaving a composite number like 4, 6, 8, or 9 in the final answer instead of continuing to split it. For example, writing 20 = 4 × 5 as the prime factorization (4 is composite) instead of finishing with 20 = 2 × 2 × 5. Before you submit, check every number in your final answer: if any factor can still be broken into smaller factors, the tree isn't finished yet.</w:t>
       </w:r>
     </w:p>
     <w:p>
